--- a/apps/worker/tests/fixtures/conversion/expenses-policy.docx
+++ b/apps/worker/tests/fixtures/conversion/expenses-policy.docx
@@ -17,7 +17,7 @@
     </w:p>
     <w:p>
       <w:r>
-        <w:t>The sort code is 20-00-00 and the account number is 12345678.</w:t>
+        <w:t>The sort code is 00-00-00 and the account number is 12345678.</w:t>
       </w:r>
     </w:p>
     <w:p>
